--- a/teaching/ECOL592-007-Species_Listing/resources/CESA_species.docx
+++ b/teaching/ECOL592-007-Species_Listing/resources/CESA_species.docx
@@ -565,13 +565,17 @@
         <w:spacing w:before="100" w:beforeAutospacing="1" w:after="100" w:afterAutospacing="1" w:line="240" w:lineRule="auto"/>
         <w:rPr>
           <w:rFonts w:ascii="Times New Roman" w:eastAsia="Times New Roman" w:hAnsi="Times New Roman" w:cs="Times New Roman"/>
-          <w:kern w:val="0"/>
-          <w14:ligatures w14:val="none"/>
-        </w:rPr>
-      </w:pPr>
-      <w:r>
-        <w:rPr>
-          <w:rFonts w:ascii="Times New Roman" w:eastAsia="Times New Roman" w:hAnsi="Times New Roman" w:cs="Times New Roman"/>
+          <w:b/>
+          <w:bCs/>
+          <w:kern w:val="0"/>
+          <w14:ligatures w14:val="none"/>
+        </w:rPr>
+      </w:pPr>
+      <w:r>
+        <w:rPr>
+          <w:rFonts w:ascii="Times New Roman" w:eastAsia="Times New Roman" w:hAnsi="Times New Roman" w:cs="Times New Roman"/>
+          <w:b/>
+          <w:bCs/>
           <w:kern w:val="0"/>
           <w14:ligatures w14:val="none"/>
         </w:rPr>
